--- a/8_KI-Aufbaumodule/KI-A2/KI-A2.2-Projekt-Canvas.docx
+++ b/8_KI-Aufbaumodule/KI-A2/KI-A2.2-Projekt-Canvas.docx
@@ -31,27 +31,19 @@
     </w:p>
     <w:p>
       <w:pPr>
+        <w:jc w:val="both"/>
         <w:rPr>
           <w:rFonts w:ascii="Arial" w:eastAsia="Arial" w:hAnsi="Arial" w:cs="Arial"/>
         </w:rPr>
+        <w:pPrChange w:id="0" w:author="Imke Endjer" w:date="2023-02-23T10:06:00Z">
+          <w:pPr/>
+        </w:pPrChange>
       </w:pPr>
       <w:r>
         <w:rPr>
           <w:rFonts w:ascii="Arial" w:eastAsia="Arial" w:hAnsi="Arial" w:cs="Arial"/>
         </w:rPr>
-        <w:t xml:space="preserve">Wo habt ihr schon einmal einen digitalen Assistenten gesehen (Alexa/Siri)? Was findet ihr nützlich? </w:t>
-      </w:r>
-      <w:r>
-        <w:rPr>
-          <w:rFonts w:ascii="Arial" w:eastAsia="Arial" w:hAnsi="Arial" w:cs="Arial"/>
-        </w:rPr>
-        <w:t>Um eine gemeinsame Vision für euer Projekt zu entwickeln, macht euch Gedanken über die folgenden Fragen und beantwortet diese im dafür vorgesehenen Feld. Sollte euch der Platz nicht ausreichen, nutzt die Rückseite. Entscheidet euch anschließend für eine od</w:t>
-      </w:r>
-      <w:r>
-        <w:rPr>
-          <w:rFonts w:ascii="Arial" w:eastAsia="Arial" w:hAnsi="Arial" w:cs="Arial"/>
-        </w:rPr>
-        <w:t>er mehrere Aufgaben, die ihr selbst umsetzen wollt.</w:t>
+        <w:t>Wo habt ihr schon einmal einen digitalen Assistenten gesehen (Alexa/Siri)? Was findet ihr nützlich? Um eine gemeinsame Vision für euer Projekt zu entwickeln, macht euch Gedanken über die folgenden Fragen und beantwortet diese im dafür vorgesehenen Feld. Sollte euch der Platz nicht ausreichen, nutzt die Rückseite. Entscheidet euch anschließend für eine oder mehrere Aufgaben, die ihr selbst umsetzen wollt.</w:t>
       </w:r>
     </w:p>
     <w:tbl>
@@ -93,7 +85,6 @@
                 <w:right w:val="nil"/>
                 <w:between w:val="nil"/>
               </w:pBdr>
-              <w:spacing w:line="240" w:lineRule="auto"/>
             </w:pPr>
             <w:r>
               <w:rPr>
@@ -156,7 +147,6 @@
                 <w:right w:val="nil"/>
                 <w:between w:val="nil"/>
               </w:pBdr>
-              <w:spacing w:line="240" w:lineRule="auto"/>
               <w:rPr>
                 <w:rFonts w:ascii="Times New Roman" w:eastAsia="Times New Roman" w:hAnsi="Times New Roman" w:cs="Times New Roman"/>
                 <w:color w:val="000000"/>
@@ -205,11 +195,7 @@
             <w:tcW w:w="4853" w:type="dxa"/>
             <w:vMerge/>
           </w:tcPr>
-          <w:p>
-            <w:pPr>
-              <w:spacing w:line="240" w:lineRule="auto"/>
-            </w:pPr>
-          </w:p>
+          <w:p/>
         </w:tc>
         <w:tc>
           <w:tcPr>
@@ -242,7 +228,6 @@
                 <w:right w:val="nil"/>
                 <w:between w:val="nil"/>
               </w:pBdr>
-              <w:spacing w:line="240" w:lineRule="auto"/>
               <w:rPr>
                 <w:rFonts w:ascii="Arial" w:eastAsia="Arial" w:hAnsi="Arial" w:cs="Arial"/>
                 <w:b/>
@@ -290,7 +275,7 @@
                 <w:right w:val="nil"/>
                 <w:between w:val="nil"/>
               </w:pBdr>
-              <w:spacing w:after="280" w:line="240" w:lineRule="auto"/>
+              <w:spacing w:after="280"/>
               <w:rPr>
                 <w:rFonts w:ascii="Arial" w:eastAsia="Arial" w:hAnsi="Arial" w:cs="Arial"/>
                 <w:b/>
@@ -317,7 +302,7 @@
                 <w:right w:val="nil"/>
                 <w:between w:val="nil"/>
               </w:pBdr>
-              <w:spacing w:after="280" w:line="240" w:lineRule="auto"/>
+              <w:spacing w:after="280"/>
               <w:rPr>
                 <w:rFonts w:ascii="Arial" w:eastAsia="Arial" w:hAnsi="Arial" w:cs="Arial"/>
                 <w:b/>
@@ -341,7 +326,7 @@
                 <w:right w:val="nil"/>
                 <w:between w:val="nil"/>
               </w:pBdr>
-              <w:spacing w:after="280" w:line="240" w:lineRule="auto"/>
+              <w:spacing w:after="280"/>
               <w:rPr>
                 <w:rFonts w:ascii="Times New Roman" w:eastAsia="Times New Roman" w:hAnsi="Times New Roman" w:cs="Times New Roman"/>
                 <w:color w:val="000000"/>
@@ -367,7 +352,7 @@
                 <w:right w:val="nil"/>
                 <w:between w:val="nil"/>
               </w:pBdr>
-              <w:spacing w:after="280" w:line="240" w:lineRule="auto"/>
+              <w:spacing w:after="280"/>
               <w:rPr>
                 <w:rFonts w:ascii="Arial" w:eastAsia="Arial" w:hAnsi="Arial" w:cs="Arial"/>
                 <w:b/>
@@ -412,7 +397,7 @@
                 <w:right w:val="nil"/>
                 <w:between w:val="nil"/>
               </w:pBdr>
-              <w:spacing w:after="280" w:line="240" w:lineRule="auto"/>
+              <w:spacing w:after="280"/>
               <w:rPr>
                 <w:rFonts w:ascii="Arial" w:eastAsia="Arial" w:hAnsi="Arial" w:cs="Arial"/>
                 <w:b/>
@@ -439,7 +424,7 @@
                 <w:right w:val="nil"/>
                 <w:between w:val="nil"/>
               </w:pBdr>
-              <w:spacing w:before="280" w:after="280" w:line="240" w:lineRule="auto"/>
+              <w:spacing w:before="280" w:after="280"/>
               <w:rPr>
                 <w:rFonts w:ascii="Arial" w:eastAsia="Arial" w:hAnsi="Arial" w:cs="Arial"/>
                 <w:b/>
@@ -475,7 +460,7 @@
                 <w:right w:val="nil"/>
                 <w:between w:val="nil"/>
               </w:pBdr>
-              <w:spacing w:before="280" w:after="160" w:line="240" w:lineRule="auto"/>
+              <w:spacing w:before="280" w:after="160"/>
               <w:rPr>
                 <w:rFonts w:ascii="Arial" w:eastAsia="Arial" w:hAnsi="Arial" w:cs="Arial"/>
                 <w:b/>
@@ -498,7 +483,7 @@
                 <w:right w:val="nil"/>
                 <w:between w:val="nil"/>
               </w:pBdr>
-              <w:spacing w:after="160" w:line="240" w:lineRule="auto"/>
+              <w:spacing w:after="160"/>
               <w:rPr>
                 <w:rFonts w:ascii="Arial" w:eastAsia="Arial" w:hAnsi="Arial" w:cs="Arial"/>
                 <w:b/>
@@ -591,7 +576,7 @@
       <w:spacing w:after="0" w:line="240" w:lineRule="auto"/>
       <w:ind w:right="-2637"/>
       <w:rPr>
-        <w:rFonts w:ascii="Helvetica Neue" w:hAnsi="Helvetica Neue"/>
+        <w:rFonts w:ascii="helvetica neue" w:hAnsi="helvetica neue"/>
         <w:color w:val="000000"/>
         <w:sz w:val="18"/>
         <w:szCs w:val="18"/>
@@ -615,7 +600,7 @@
               <wp:extent cx="4500245" cy="328930"/>
               <wp:effectExtent l="9208" t="9842" r="4762" b="4763"/>
               <wp:wrapNone/>
-              <wp:docPr id="41" name=""/>
+              <wp:docPr id="41" name="Rechteck 41"/>
               <wp:cNvGraphicFramePr/>
               <a:graphic xmlns:a="http://schemas.openxmlformats.org/drawingml/2006/main">
                 <a:graphicData uri="http://schemas.microsoft.com/office/word/2010/wordprocessingShape">
@@ -745,13 +730,14 @@
     </w:r>
     <w:r>
       <w:rPr>
-        <w:rFonts w:ascii="Helvetica Neue" w:hAnsi="Helvetica Neue"/>
+        <w:rFonts w:ascii="helvetica neue" w:hAnsi="helvetica neue"/>
         <w:color w:val="000000"/>
         <w:sz w:val="18"/>
         <w:szCs w:val="18"/>
       </w:rPr>
       <w:tab/>
     </w:r>
+    <w:proofErr w:type="gramStart"/>
     <w:r>
       <w:rPr>
         <w:rFonts w:ascii="Arial" w:eastAsia="Arial" w:hAnsi="Arial" w:cs="Arial"/>
@@ -759,8 +745,9 @@
         <w:sz w:val="18"/>
         <w:szCs w:val="18"/>
       </w:rPr>
-      <w:t xml:space="preserve">zuletzt  </w:t>
+      <w:t>zuletzt  aktualisiert</w:t>
     </w:r>
+    <w:proofErr w:type="gramEnd"/>
     <w:r>
       <w:rPr>
         <w:rFonts w:ascii="Arial" w:eastAsia="Arial" w:hAnsi="Arial" w:cs="Arial"/>
@@ -768,11 +755,11 @@
         <w:sz w:val="18"/>
         <w:szCs w:val="18"/>
       </w:rPr>
-      <w:t>aktualisiert am 13.03.22</w:t>
+      <w:t xml:space="preserve"> am 13.03.22</w:t>
     </w:r>
     <w:r>
       <w:rPr>
-        <w:rFonts w:ascii="Helvetica Neue" w:hAnsi="Helvetica Neue"/>
+        <w:rFonts w:ascii="helvetica neue" w:hAnsi="helvetica neue"/>
         <w:color w:val="000000"/>
         <w:sz w:val="18"/>
         <w:szCs w:val="18"/>
@@ -907,7 +894,7 @@
               <wp:extent cx="9242425" cy="31750"/>
               <wp:effectExtent l="0" t="0" r="0" b="0"/>
               <wp:wrapNone/>
-              <wp:docPr id="40" name=""/>
+              <wp:docPr id="40" name="Gerade Verbindung mit Pfeil 40"/>
               <wp:cNvGraphicFramePr/>
               <a:graphic xmlns:a="http://schemas.openxmlformats.org/drawingml/2006/main">
                 <a:graphicData uri="http://schemas.microsoft.com/office/word/2010/wordprocessingShape">
@@ -1066,7 +1053,7 @@
       </w:tabs>
       <w:spacing w:after="0" w:line="240" w:lineRule="auto"/>
       <w:rPr>
-        <w:rFonts w:ascii="Helvetica Neue" w:hAnsi="Helvetica Neue"/>
+        <w:rFonts w:ascii="helvetica neue" w:hAnsi="helvetica neue"/>
         <w:color w:val="000000"/>
       </w:rPr>
     </w:pPr>
@@ -1088,7 +1075,7 @@
               <wp:extent cx="3069525" cy="349767"/>
               <wp:effectExtent l="0" t="0" r="0" b="0"/>
               <wp:wrapNone/>
-              <wp:docPr id="42" name=""/>
+              <wp:docPr id="42" name="Rechteck 42"/>
               <wp:cNvGraphicFramePr/>
               <a:graphic xmlns:a="http://schemas.openxmlformats.org/drawingml/2006/main">
                 <a:graphicData uri="http://schemas.microsoft.com/office/word/2010/wordprocessingShape">
@@ -1137,7 +1124,7 @@
             </wp:anchor>
           </w:drawing>
         </mc:Choice>
-        <mc:Fallback xmlns:dgm="http://schemas.openxmlformats.org/drawingml/2006/diagram" xmlns:lc="http://schemas.openxmlformats.org/drawingml/2006/lockedCanvas" xmlns:c="http://schemas.openxmlformats.org/drawingml/2006/chart" xmlns:pic="http://schemas.openxmlformats.org/drawingml/2006/picture" xmlns:a="http://schemas.openxmlformats.org/drawingml/2006/main" xmlns:sl="http://schemas.openxmlformats.org/schemaLibrary/2006/main">
+        <mc:Fallback xmlns:sl="http://schemas.openxmlformats.org/schemaLibrary/2006/main" xmlns:a="http://schemas.openxmlformats.org/drawingml/2006/main" xmlns:pic="http://schemas.openxmlformats.org/drawingml/2006/picture" xmlns:c="http://schemas.openxmlformats.org/drawingml/2006/chart" xmlns:lc="http://schemas.openxmlformats.org/drawingml/2006/lockedCanvas" xmlns:dgm="http://schemas.openxmlformats.org/drawingml/2006/diagram">
           <w:drawing>
             <wp:anchor allowOverlap="1" behindDoc="1" distB="0" distT="0" distL="0" distR="0" hidden="0" layoutInCell="1" locked="0" relativeHeight="0" simplePos="0">
               <wp:simplePos x="0" y="0"/>
@@ -1197,7 +1184,7 @@
       </w:tabs>
       <w:spacing w:after="0" w:line="240" w:lineRule="auto"/>
       <w:rPr>
-        <w:rFonts w:ascii="Helvetica Neue" w:hAnsi="Helvetica Neue"/>
+        <w:rFonts w:ascii="helvetica neue" w:hAnsi="helvetica neue"/>
         <w:color w:val="000000"/>
       </w:rPr>
     </w:pPr>
@@ -1339,10 +1326,10 @@
       </w:pPr>
     </w:lvl>
   </w:abstractNum>
-  <w:num w:numId="1">
+  <w:num w:numId="1" w16cid:durableId="766731707">
     <w:abstractNumId w:val="0"/>
   </w:num>
-  <w:num w:numId="2">
+  <w:num w:numId="2" w16cid:durableId="2003660249">
     <w:abstractNumId w:val="0"/>
     <w:lvlOverride w:ilvl="0">
       <w:startOverride w:val="1"/>
@@ -1375,12 +1362,20 @@
 </w:numbering>
 </file>
 
+<file path=word/people.xml><?xml version="1.0" encoding="utf-8"?>
+<w15:people xmlns:wpc="http://schemas.microsoft.com/office/word/2010/wordprocessingCanvas" xmlns:cx="http://schemas.microsoft.com/office/drawing/2014/chartex" xmlns:cx1="http://schemas.microsoft.com/office/drawing/2015/9/8/chartex" xmlns:cx2="http://schemas.microsoft.com/office/drawing/2015/10/21/chartex" xmlns:cx3="http://schemas.microsoft.com/office/drawing/2016/5/9/chartex" xmlns:cx4="http://schemas.microsoft.com/office/drawing/2016/5/10/chartex" xmlns:cx5="http://schemas.microsoft.com/office/drawing/2016/5/11/chartex" xmlns:cx6="http://schemas.microsoft.com/office/drawing/2016/5/12/chartex" xmlns:cx7="http://schemas.microsoft.com/office/drawing/2016/5/13/chartex" xmlns:cx8="http://schemas.microsoft.com/office/drawing/2016/5/14/chartex" xmlns:mc="http://schemas.openxmlformats.org/markup-compatibility/2006" xmlns:aink="http://schemas.microsoft.com/office/drawing/2016/ink" xmlns:am3d="http://schemas.microsoft.com/office/drawing/2017/model3d" xmlns:o="urn:schemas-microsoft-com:office:office" xmlns:oel="http://schemas.microsoft.com/office/2019/extlst" xmlns:r="http://schemas.openxmlformats.org/officeDocument/2006/relationships" xmlns:m="http://schemas.openxmlformats.org/officeDocument/2006/math" xmlns:v="urn:schemas-microsoft-com:vml" xmlns:wp14="http://schemas.microsoft.com/office/word/2010/wordprocessingDrawing" xmlns:wp="http://schemas.openxmlformats.org/drawingml/2006/wordprocessingDrawing" xmlns:w10="urn:schemas-microsoft-com:office:word" xmlns:w="http://schemas.openxmlformats.org/wordprocessingml/2006/main" xmlns:w14="http://schemas.microsoft.com/office/word/2010/wordml" xmlns:w15="http://schemas.microsoft.com/office/word/2012/wordml" xmlns:w16cex="http://schemas.microsoft.com/office/word/2018/wordml/cex" xmlns:w16cid="http://schemas.microsoft.com/office/word/2016/wordml/cid" xmlns:w16="http://schemas.microsoft.com/office/word/2018/wordml" xmlns:w16sdtdh="http://schemas.microsoft.com/office/word/2020/wordml/sdtdatahash" xmlns:w16se="http://schemas.microsoft.com/office/word/2015/wordml/symex" xmlns:wpg="http://schemas.microsoft.com/office/word/2010/wordprocessingGroup" xmlns:wpi="http://schemas.microsoft.com/office/word/2010/wordprocessingInk" xmlns:wne="http://schemas.microsoft.com/office/word/2006/wordml" xmlns:wps="http://schemas.microsoft.com/office/word/2010/wordprocessingShape" mc:Ignorable="w14 w15 w16se w16cid w16 w16cex w16sdtdh wp14">
+  <w15:person w15:author="Imke Endjer">
+    <w15:presenceInfo w15:providerId="AD" w15:userId="S::imke.endjer@uni-oldenburg.de::1afa6594-d4a8-48a2-b73b-6dd640e31d31"/>
+  </w15:person>
+</w15:people>
+</file>
+
 <file path=word/styles.xml><?xml version="1.0" encoding="utf-8"?>
 <w:styles xmlns:mc="http://schemas.openxmlformats.org/markup-compatibility/2006" xmlns:r="http://schemas.openxmlformats.org/officeDocument/2006/relationships" xmlns:w="http://schemas.openxmlformats.org/wordprocessingml/2006/main" xmlns:w14="http://schemas.microsoft.com/office/word/2010/wordml" xmlns:w15="http://schemas.microsoft.com/office/word/2012/wordml" xmlns:w16cex="http://schemas.microsoft.com/office/word/2018/wordml/cex" xmlns:w16cid="http://schemas.microsoft.com/office/word/2016/wordml/cid" xmlns:w16="http://schemas.microsoft.com/office/word/2018/wordml" xmlns:w16sdtdh="http://schemas.microsoft.com/office/word/2020/wordml/sdtdatahash" xmlns:w16se="http://schemas.microsoft.com/office/word/2015/wordml/symex" mc:Ignorable="w14 w15 w16se w16cid w16 w16cex w16sdtdh">
   <w:docDefaults>
     <w:rPrDefault>
       <w:rPr>
-        <w:rFonts w:ascii="Helvetica Neue" w:eastAsia="Helvetica Neue" w:hAnsi="Helvetica Neue" w:cs="Helvetica Neue"/>
+        <w:rFonts w:ascii="helvetica neue" w:eastAsia="helvetica neue" w:hAnsi="helvetica neue" w:cs="helvetica neue"/>
         <w:sz w:val="21"/>
         <w:szCs w:val="21"/>
         <w:lang w:val="de-DE" w:eastAsia="de-DE" w:bidi="ar-SA"/>
@@ -14179,15 +14174,27 @@
       <w:tblStyleRowBandSize w:val="1"/>
       <w:tblStyleColBandSize w:val="1"/>
       <w:tblCellMar>
-        <w:top w:w="0" w:type="dxa"/>
         <w:left w:w="115" w:type="dxa"/>
-        <w:bottom w:w="0" w:type="dxa"/>
         <w:right w:w="115" w:type="dxa"/>
       </w:tblCellMar>
     </w:tblPr>
     <w:tcPr>
       <w:shd w:val="clear" w:color="auto" w:fill="auto"/>
     </w:tcPr>
+  </w:style>
+  <w:style w:type="paragraph" w:styleId="berarbeitung">
+    <w:name w:val="Revision"/>
+    <w:hidden/>
+    <w:uiPriority w:val="99"/>
+    <w:semiHidden/>
+    <w:rsid w:val="00862EEB"/>
+    <w:pPr>
+      <w:spacing w:after="0" w:line="240" w:lineRule="auto"/>
+    </w:pPr>
+    <w:rPr>
+      <w:rFonts w:ascii="Helvetica 45" w:hAnsi="Helvetica 45"/>
+      <w:bCs/>
+    </w:rPr>
   </w:style>
 </w:styles>
 </file>
@@ -14409,8 +14416,8 @@
 <file path=customXml/itemProps1.xml><?xml version="1.0" encoding="utf-8"?>
 <ds:datastoreItem xmlns:ds="http://schemas.openxmlformats.org/officeDocument/2006/customXml" ds:itemID="{11111111-1234-1234-1234-123412341234}">
   <ds:schemaRefs>
+    <ds:schemaRef ds:uri="http://customooxmlschemas.google.com/"/>
     <ds:schemaRef ds:uri="http://schemas.openxmlformats.org/officeDocument/2006/relationships"/>
-    <ds:schemaRef ds:uri="http://customooxmlschemas.google.com/"/>
   </ds:schemaRefs>
 </ds:datastoreItem>
 </file>